--- a/output/coverletters/gh_cover_5211525008.docx
+++ b/output/coverletters/gh_cover_5211525008.docx
@@ -4,17 +4,22 @@
   <w:body>
     <w:p>
       <w:r>
-        <w:t>I am excited to apply for the Financial Analyst position at UPSTACK. With a Master’s in Computer Science and experience in building predictive models and automating workflows, I possess a unique blend of analytical skills that directly align with the needs of this role. My background equips me to deliver insightful financial analyses that support strategic decision-making.</w:t>
+        <w:t>My name is Derrick Sun, and I write to apply for the Financial Analyst position at UPSTACK. I am currently pursuing my M.S. in Computer Science at Purdue University with a focus on AI and machine learning. With UPSTACK's commitment to transforming IT infrastructure and enhancing customer experiences, I am excited about the opportunity to contribute to your innovative financial planning and reporting activities.</w:t>
       </w:r>
     </w:p>
     <w:p>
       <w:r>
-        <w:t>In my previous experience, I worked extensively on automating financial reporting processes, which significantly reduced errors and increased efficiency. I utilized programming languages such as Python and SQL to develop reporting tools that streamlined data analysis and improved financial visibility, allowing stakeholders to make informed decisions quickly.</w:t>
+        <w:t>In my recent Data Scientist internship with Bridger Investment Partners, I automated data processing workflows and conducted statistical analyses, which has honed my skills in attention to detail and analytical problem-solving-both essential for financial forecasting. As a Research Assistant at UC Berkeley, I performed comparative analysis of AI architectures, applying data-driven insights which will support the scenario analysis required for your strategic decision-making processes. Furthermore, my experience as a Teaching Assistant at Purdue has strengthened my communication skills, enabling me to convey complex concepts clearly to diverse audiences.</w:t>
       </w:r>
     </w:p>
     <w:p>
       <w:r>
-        <w:t>I am particularly drawn to UPSTACK’s mission of transforming businesses through technology and enhancing customer experiences. I am eager to contribute to the team by leveraging my analytical skills and familiarity with financial modeling to support your financial planning processes. I would welcome the opportunity to discuss how I can add value to UPSTACK in this role.</w:t>
+        <w:t>I am particularly drawn to UPSTACK’s focus on providing accelerated technology solutions and its array of expertise, from cloud services to IoT. I believe that my background in automation and data management can significantly enhance your financial reporting processes, making them more efficient. My proficiency in Python, SQL, and data analysis tools will enable me to dive straight into supporting financial modeling and improving budget management within your teams.</w:t>
+      </w:r>
+    </w:p>
+    <w:p>
+      <w:r>
+        <w:t>Thank you for considering my application. I am eager to bring my skills to UPSTACK and contribute to your financial strategies while supporting your mission of optimizing IT solutions for your clients.</w:t>
       </w:r>
     </w:p>
     <w:sectPr>
